--- a/Base Application/Foundation/Reporting/ReportParts/HeaderFooterDesign/ExternalMinimalisticDetailed.docx
+++ b/Base Application/Foundation/Reporting/ReportParts/HeaderFooterDesign/ExternalMinimalisticDetailed.docx
@@ -547,18 +547,7 @@
           </w:pPr>
           <w:sdt>
             <w:sdtPr>
-              <w:rPr>
-                <w:b/>
-                <w:bCs/>
-              </w:rPr>
-              <w:alias w:val="CompanyName"/>
-              <w:tag w:val="#BC:InsertDataItem,BCReportInformation/ReportRequest/CompanyName"/>
-              <w:id w:val="242156711"/>
-              <w:placeholder>
-                <w:docPart w:val="F2BB6162DDD2416C933DF1063306ACE4"/>
-              </w:placeholder>
-              <w15:color w:val="808080"/>
-              <w:text/>
+              <w:dataBinding w:prefixMappings="xmlns:ns0='urn:microsoft-dynamics-nav/reports/Tenant_Report_Defaults/2000000001/'" w:xpath="/ns0:NavWordReportXmlPart[1]/ns0:BCReportInformation[1]/ns0:ReportRequest[1]/ns0:CompanyName[1]" w:storeItemID="{D423453B-89DF-4117-8636-90D3A7FC2FDF}"/>
             </w:sdtPr>
             <w:sdtContent>
               <w:r>
@@ -698,20 +687,7 @@
         </w:tcPr>
         <w:sdt>
           <w:sdtPr>
-            <w:rPr>
-              <w:b/>
-              <w:bCs/>
-              <w:sz w:val="18"/>
-              <w:szCs w:val="18"/>
-            </w:rPr>
-            <w:alias w:val="CompanyName"/>
-            <w:tag w:val="#BC:InsertDataItem,BCReportInformation/ReportRequest/CompanyName"/>
-            <w:id w:val="-617988377"/>
-            <w:placeholder>
-              <w:docPart w:val="617FC10A81AD4DA7AD869A179C9DF16A"/>
-            </w:placeholder>
-            <w15:color w:val="808080"/>
-            <w:text/>
+            <w:dataBinding w:prefixMappings="xmlns:ns0='urn:microsoft-dynamics-nav/reports/Tenant_Report_Defaults/2000000001/'" w:xpath="/ns0:NavWordReportXmlPart[1]/ns0:BCReportInformation[1]/ns0:ReportRequest[1]/ns0:CompanyName[1]" w:storeItemID="{D423453B-89DF-4117-8636-90D3A7FC2FDF}"/>
           </w:sdtPr>
           <w:sdtContent>
             <w:p>
@@ -772,18 +748,7 @@
           </w:pPr>
           <w:sdt>
             <w:sdtPr>
-              <w:rPr>
-                <w:sz w:val="18"/>
-                <w:szCs w:val="18"/>
-              </w:rPr>
-              <w:alias w:val="CompanyHomePage"/>
-              <w:tag w:val="#BC:InsertDataItem,BCReportInformation/CompanyMetadata/CompanyHomePage"/>
-              <w:id w:val="-1794982623"/>
-              <w:placeholder>
-                <w:docPart w:val="6CC07BD8ED1642808A57C9A5F0BAEE55"/>
-              </w:placeholder>
-              <w15:color w:val="808080"/>
-              <w:text/>
+              <w:dataBinding w:prefixMappings="xmlns:ns0='urn:microsoft-dynamics-nav/reports/Tenant_Report_Defaults/2000000001/'" w:xpath="/ns0:NavWordReportXmlPart[1]/ns0:BCReportInformation[1]/ns0:CompanyMetadata[1]/ns0:CompanyHomePage[1]" w:storeItemID="{D423453B-89DF-4117-8636-90D3A7FC2FDF}"/>
             </w:sdtPr>
             <w:sdtContent>
               <w:r>
@@ -804,14 +769,7 @@
           </w:r>
           <w:sdt>
             <w:sdtPr>
-              <w:alias w:val="CompanyPhone"/>
-              <w:tag w:val="#BC:InsertDataItem,BCReportInformation/CompanyMetadata/CompanyPhone"/>
-              <w:id w:val="771981396"/>
-              <w:placeholder>
-                <w:docPart w:val="9C58644347944634A2DB046D26ACF502"/>
-              </w:placeholder>
-              <w15:color w:val="808080"/>
-              <w:text/>
+              <w:dataBinding w:prefixMappings="xmlns:ns0='urn:microsoft-dynamics-nav/reports/Tenant_Report_Defaults/2000000001/'" w:xpath="/ns0:NavWordReportXmlPart[1]/ns0:BCReportInformation[1]/ns0:CompanyMetadata[1]/ns0:CompanyPhone[1]" w:storeItemID="{D423453B-89DF-4117-8636-90D3A7FC2FDF}"/>
             </w:sdtPr>
             <w:sdtContent>
               <w:r>
@@ -828,18 +786,7 @@
           </w:r>
           <w:sdt>
             <w:sdtPr>
-              <w:rPr>
-                <w:sz w:val="18"/>
-                <w:szCs w:val="18"/>
-              </w:rPr>
-              <w:alias w:val="CompanyPhone"/>
-              <w:tag w:val="#BC:InsertDataItem,BCReportInformation/CompanyMetadata/CompanyPhone"/>
-              <w:id w:val="-1473826419"/>
-              <w:placeholder>
-                <w:docPart w:val="D38DF4960D844FD899CF9CC15D033D65"/>
-              </w:placeholder>
-              <w15:color w:val="808080"/>
-              <w:text/>
+              <w:dataBinding w:prefixMappings="xmlns:ns0='urn:microsoft-dynamics-nav/reports/Tenant_Report_Defaults/2000000001/'" w:xpath="/ns0:NavWordReportXmlPart[1]/ns0:BCReportInformation[1]/ns0:CompanyMetadata[1]/ns0:CompanyPhone[1]" w:storeItemID="{D423453B-89DF-4117-8636-90D3A7FC2FDF}"/>
             </w:sdtPr>
             <w:sdtContent>
               <w:r>
@@ -889,18 +836,7 @@
           </w:pPr>
           <w:sdt>
             <w:sdtPr>
-              <w:rPr>
-                <w:sz w:val="18"/>
-                <w:szCs w:val="18"/>
-              </w:rPr>
-              <w:alias w:val="CompanyEmail"/>
-              <w:tag w:val="#BC:InsertDataItem,BCReportInformation/CompanyMetadata/CompanyEmail"/>
-              <w:id w:val="-666556186"/>
-              <w:placeholder>
-                <w:docPart w:val="CCE19FD35FAC4436ABF466BA85DBAB91"/>
-              </w:placeholder>
-              <w15:color w:val="808080"/>
-              <w:text/>
+              <w:dataBinding w:prefixMappings="xmlns:ns0='urn:microsoft-dynamics-nav/reports/Tenant_Report_Defaults/2000000001/'" w:xpath="/ns0:NavWordReportXmlPart[1]/ns0:BCReportInformation[1]/ns0:CompanyMetadata[1]/ns0:CompanyEmail[1]" w:storeItemID="{D423453B-89DF-4117-8636-90D3A7FC2FDF}"/>
             </w:sdtPr>
             <w:sdtContent>
               <w:r>
@@ -928,18 +864,7 @@
           </w:r>
           <w:sdt>
             <w:sdtPr>
-              <w:rPr>
-                <w:sz w:val="18"/>
-                <w:szCs w:val="18"/>
-              </w:rPr>
-              <w:alias w:val="CompanyFaxNo"/>
-              <w:tag w:val="#BC:InsertDataItem,BCReportInformation/CompanyMetadata/CompanyFaxNo"/>
-              <w:id w:val="-1082524452"/>
-              <w:placeholder>
-                <w:docPart w:val="3CD15F93AA584FEFA9941237121606EA"/>
-              </w:placeholder>
-              <w15:color w:val="808080"/>
-              <w:text/>
+              <w:dataBinding w:prefixMappings="xmlns:ns0='urn:microsoft-dynamics-nav/reports/Tenant_Report_Defaults/2000000001/'" w:xpath="/ns0:NavWordReportXmlPart[1]/ns0:BCReportInformation[1]/ns0:CompanyMetadata[1]/ns0:CompanyFaxNo[1]" w:storeItemID="{D423453B-89DF-4117-8636-90D3A7FC2FDF}"/>
             </w:sdtPr>
             <w:sdtContent>
               <w:r>
@@ -989,19 +914,7 @@
           </w:pPr>
           <w:sdt>
             <w:sdtPr>
-              <w:rPr>
-                <w:rFonts w:cstheme="minorHAnsi"/>
-                <w:sz w:val="18"/>
-                <w:szCs w:val="18"/>
-              </w:rPr>
-              <w:alias w:val="CompanyBankName"/>
-              <w:tag w:val="#BC:InsertDataItem,BCReportInformation/CompanyMetadata/CompanyBankName"/>
-              <w:id w:val="934403844"/>
-              <w:placeholder>
-                <w:docPart w:val="16C52A95514746DA931A8E7C01FED147"/>
-              </w:placeholder>
-              <w15:color w:val="808080"/>
-              <w:text/>
+              <w:dataBinding w:prefixMappings="xmlns:ns0='urn:microsoft-dynamics-nav/reports/Tenant_Report_Defaults/2000000001/'" w:xpath="/ns0:NavWordReportXmlPart[1]/ns0:BCReportInformation[1]/ns0:CompanyMetadata[1]/ns0:CompanyBankName[1]" w:storeItemID="{D423453B-89DF-4117-8636-90D3A7FC2FDF}"/>
             </w:sdtPr>
             <w:sdtContent>
               <w:r>
@@ -1024,19 +937,7 @@
           </w:r>
           <w:sdt>
             <w:sdtPr>
-              <w:rPr>
-                <w:rFonts w:cstheme="minorHAnsi"/>
-                <w:sz w:val="18"/>
-                <w:szCs w:val="18"/>
-              </w:rPr>
-              <w:alias w:val="CompanyBankBranchNo"/>
-              <w:tag w:val="#BC:InsertDataItem,BCReportInformation/CompanyMetadata/CompanyBankBranchNo"/>
-              <w:id w:val="1653403798"/>
-              <w:placeholder>
-                <w:docPart w:val="DFF5BA23918D4F9394AA4A6527C1A22D"/>
-              </w:placeholder>
-              <w15:color w:val="808080"/>
-              <w:text/>
+              <w:dataBinding w:prefixMappings="xmlns:ns0='urn:microsoft-dynamics-nav/reports/Tenant_Report_Defaults/2000000001/'" w:xpath="/ns0:NavWordReportXmlPart[1]/ns0:BCReportInformation[1]/ns0:CompanyMetadata[1]/ns0:CompanyBankBranchNo[1]" w:storeItemID="{D423453B-89DF-4117-8636-90D3A7FC2FDF}"/>
             </w:sdtPr>
             <w:sdtContent>
               <w:r>
@@ -1059,19 +960,7 @@
           </w:r>
           <w:sdt>
             <w:sdtPr>
-              <w:rPr>
-                <w:rFonts w:cstheme="minorHAnsi"/>
-                <w:sz w:val="18"/>
-                <w:szCs w:val="18"/>
-              </w:rPr>
-              <w:alias w:val="CompanyBankAccountNo"/>
-              <w:tag w:val="#BC:InsertDataItem,BCReportInformation/CompanyMetadata/CompanyBankAccountNo"/>
-              <w:id w:val="-83993218"/>
-              <w:placeholder>
-                <w:docPart w:val="45897F1A38C9449F94D5539D672569FE"/>
-              </w:placeholder>
-              <w15:color w:val="808080"/>
-              <w:text/>
+              <w:dataBinding w:prefixMappings="xmlns:ns0='urn:microsoft-dynamics-nav/reports/Tenant_Report_Defaults/2000000001/'" w:xpath="/ns0:NavWordReportXmlPart[1]/ns0:BCReportInformation[1]/ns0:CompanyMetadata[1]/ns0:CompanyBankAccountNo[1]" w:storeItemID="{D423453B-89DF-4117-8636-90D3A7FC2FDF}"/>
             </w:sdtPr>
             <w:sdtContent>
               <w:r>
@@ -1100,18 +989,7 @@
           </w:r>
           <w:sdt>
             <w:sdtPr>
-              <w:rPr>
-                <w:sz w:val="18"/>
-                <w:szCs w:val="18"/>
-              </w:rPr>
-              <w:alias w:val="CompanyRegistrationNoCaption"/>
-              <w:tag w:val="#BC:InsertDataItem,BCReportInformation/CompanyMetadata/CompanyRegistrationNoCaption"/>
-              <w:id w:val="-807630847"/>
-              <w:placeholder>
-                <w:docPart w:val="10B01E87EC534B2D86581C9F31CFDE14"/>
-              </w:placeholder>
-              <w15:color w:val="808080"/>
-              <w:text/>
+              <w:dataBinding w:prefixMappings="xmlns:ns0='urn:microsoft-dynamics-nav/reports/Tenant_Report_Defaults/2000000001/'" w:xpath="/ns0:NavWordReportXmlPart[1]/ns0:BCReportInformation[1]/ns0:CompanyMetadata[1]/ns0:CompanyRegistrationNoCaption[1]" w:storeItemID="{D423453B-89DF-4117-8636-90D3A7FC2FDF}"/>
             </w:sdtPr>
             <w:sdtContent>
               <w:r>
@@ -1161,19 +1039,7 @@
           </w:pPr>
           <w:sdt>
             <w:sdtPr>
-              <w:rPr>
-                <w:rFonts w:cstheme="minorHAnsi"/>
-                <w:sz w:val="18"/>
-                <w:szCs w:val="18"/>
-              </w:rPr>
-              <w:alias w:val="CompanyGiroNoCaption"/>
-              <w:tag w:val="#BC:InsertDataItem,BCReportInformation/CompanyMetadata/CompanyGiroNoCaption"/>
-              <w:id w:val="-759286182"/>
-              <w:placeholder>
-                <w:docPart w:val="E7D03672F5874C4C9E447D1488BB3A96"/>
-              </w:placeholder>
-              <w15:color w:val="808080"/>
-              <w:text/>
+              <w:dataBinding w:prefixMappings="xmlns:ns0='urn:microsoft-dynamics-nav/reports/Tenant_Report_Defaults/2000000001/'" w:xpath="/ns0:NavWordReportXmlPart[1]/ns0:BCReportInformation[1]/ns0:CompanyMetadata[1]/ns0:CompanyGiroNoCaption[1]" w:storeItemID="{D423453B-89DF-4117-8636-90D3A7FC2FDF}"/>
             </w:sdtPr>
             <w:sdtContent>
               <w:r>
@@ -1196,19 +1062,7 @@
           </w:r>
           <w:sdt>
             <w:sdtPr>
-              <w:rPr>
-                <w:rFonts w:cstheme="minorHAnsi"/>
-                <w:sz w:val="18"/>
-                <w:szCs w:val="18"/>
-              </w:rPr>
-              <w:alias w:val="CompanyGiroNo"/>
-              <w:tag w:val="#BC:InsertDataItem,BCReportInformation/CompanyMetadata/CompanyGiroNo"/>
-              <w:id w:val="-2111342694"/>
-              <w:placeholder>
-                <w:docPart w:val="7EA15F1DCC1147F9A944D1D342DCD2E5"/>
-              </w:placeholder>
-              <w15:color w:val="808080"/>
-              <w:text/>
+              <w:dataBinding w:prefixMappings="xmlns:ns0='urn:microsoft-dynamics-nav/reports/Tenant_Report_Defaults/2000000001/'" w:xpath="/ns0:NavWordReportXmlPart[1]/ns0:BCReportInformation[1]/ns0:CompanyMetadata[1]/ns0:CompanyGiroNo[1]" w:storeItemID="{D423453B-89DF-4117-8636-90D3A7FC2FDF}"/>
             </w:sdtPr>
             <w:sdtContent>
               <w:r>
@@ -1231,19 +1085,7 @@
           </w:r>
           <w:sdt>
             <w:sdtPr>
-              <w:rPr>
-                <w:rFonts w:cstheme="minorHAnsi"/>
-                <w:sz w:val="18"/>
-                <w:szCs w:val="18"/>
-              </w:rPr>
-              <w:alias w:val="CompanyIBANCaption"/>
-              <w:tag w:val="#BC:InsertDataItem,BCReportInformation/CompanyMetadata/CompanyIBANCaption"/>
-              <w:id w:val="-1816098089"/>
-              <w:placeholder>
-                <w:docPart w:val="DF3D395AA4684FC79643FEF9F375E87E"/>
-              </w:placeholder>
-              <w15:color w:val="808080"/>
-              <w:text/>
+              <w:dataBinding w:prefixMappings="xmlns:ns0='urn:microsoft-dynamics-nav/reports/Tenant_Report_Defaults/2000000001/'" w:xpath="/ns0:NavWordReportXmlPart[1]/ns0:BCReportInformation[1]/ns0:CompanyMetadata[1]/ns0:CompanyIBANCaption[1]" w:storeItemID="{D423453B-89DF-4117-8636-90D3A7FC2FDF}"/>
             </w:sdtPr>
             <w:sdtContent>
               <w:r>
@@ -1266,19 +1108,7 @@
           </w:r>
           <w:sdt>
             <w:sdtPr>
-              <w:rPr>
-                <w:rFonts w:cstheme="minorHAnsi"/>
-                <w:sz w:val="18"/>
-                <w:szCs w:val="18"/>
-              </w:rPr>
-              <w:alias w:val="CompanyIBAN"/>
-              <w:tag w:val="#BC:InsertDataItem,BCReportInformation/CompanyMetadata/CompanyIBAN"/>
-              <w:id w:val="1557041442"/>
-              <w:placeholder>
-                <w:docPart w:val="94586B08E65248C08555EB0AA9AC2600"/>
-              </w:placeholder>
-              <w15:color w:val="808080"/>
-              <w:text/>
+              <w:dataBinding w:prefixMappings="xmlns:ns0='urn:microsoft-dynamics-nav/reports/Tenant_Report_Defaults/2000000001/'" w:xpath="/ns0:NavWordReportXmlPart[1]/ns0:BCReportInformation[1]/ns0:CompanyMetadata[1]/ns0:CompanyIBAN[1]" w:storeItemID="{D423453B-89DF-4117-8636-90D3A7FC2FDF}"/>
             </w:sdtPr>
             <w:sdtContent>
               <w:r>
@@ -1363,7 +1193,7 @@
             </w:tabs>
             <w:ind w:right="26"/>
             <w:rPr>
-              <w:rFonts w:ascii="Aptos Narrow" w:eastAsiaTheme="majorEastAsia" w:hAnsi="Aptos Narrow"/>
+              <w:rFonts w:ascii="Aptos Narrow" w:hAnsi="Aptos Narrow" w:eastAsiaTheme="majorEastAsia"/>
               <w:color w:val="242424"/>
               <w:sz w:val="36"/>
               <w:szCs w:val="36"/>
@@ -1380,7 +1210,7 @@
             </w:tabs>
             <w:ind w:right="26"/>
             <w:rPr>
-              <w:rFonts w:ascii="Aptos Narrow" w:eastAsiaTheme="majorEastAsia" w:hAnsi="Aptos Narrow"/>
+              <w:rFonts w:ascii="Aptos Narrow" w:hAnsi="Aptos Narrow" w:eastAsiaTheme="majorEastAsia"/>
               <w:color w:val="242424"/>
               <w:sz w:val="36"/>
               <w:szCs w:val="36"/>
@@ -1398,18 +1228,7 @@
           </w:pPr>
           <w:sdt>
             <w:sdtPr>
-              <w:rPr>
-                <w:sz w:val="36"/>
-                <w:szCs w:val="36"/>
-              </w:rPr>
-              <w:alias w:val="ReportCaption"/>
-              <w:tag w:val="#BC:InsertDataItem,BCReportInformation/ReportMetadata/ReportCaption"/>
-              <w:id w:val="1251386124"/>
-              <w:placeholder>
-                <w:docPart w:val="DefaultPlaceholder_-1854013440"/>
-              </w:placeholder>
-              <w15:color w:val="808080"/>
-              <w:text/>
+              <w:dataBinding w:prefixMappings="xmlns:ns0='urn:microsoft-dynamics-nav/reports/Tenant_Report_Defaults/2000000001/'" w:xpath="/ns0:NavWordReportXmlPart[1]/ns0:BCReportInformation[1]/ns0:ReportMetadata[1]/ns0:ReportCaption[1]" w:storeItemID="{D423453B-89DF-4117-8636-90D3A7FC2FDF}"/>
             </w:sdtPr>
             <w:sdtContent>
               <w:r>
@@ -1440,7 +1259,7 @@
 </file>
 
 <file path=word/header2.xml><?xml version="1.0" encoding="utf-8"?>
-<w:hdr xmlns:wpc="http://schemas.microsoft.com/office/word/2010/wordprocessingCanvas" xmlns:cx="http://schemas.microsoft.com/office/drawing/2014/chartex" xmlns:cx1="http://schemas.microsoft.com/office/drawing/2015/9/8/chartex" xmlns:cx2="http://schemas.microsoft.com/office/drawing/2015/10/21/chartex" xmlns:cx3="http://schemas.microsoft.com/office/drawing/2016/5/9/chartex" xmlns:cx4="http://schemas.microsoft.com/office/drawing/2016/5/10/chartex" xmlns:cx5="http://schemas.microsoft.com/office/drawing/2016/5/11/chartex" xmlns:cx6="http://schemas.microsoft.com/office/drawing/2016/5/12/chartex" xmlns:cx7="http://schemas.microsoft.com/office/drawing/2016/5/13/chartex" xmlns:cx8="http://schemas.microsoft.com/office/drawing/2016/5/14/chartex" xmlns:mc="http://schemas.openxmlformats.org/markup-compatibility/2006" xmlns:aink="http://schemas.microsoft.com/office/drawing/2016/ink" xmlns:am3d="http://schemas.microsoft.com/office/drawing/2017/model3d" xmlns:o="urn:schemas-microsoft-com:office:office" xmlns:oel="http://schemas.microsoft.com/office/2019/extlst" xmlns:r="http://schemas.openxmlformats.org/officeDocument/2006/relationships" xmlns:m="http://schemas.openxmlformats.org/officeDocument/2006/math" xmlns:v="urn:schemas-microsoft-com:vml" xmlns:wp14="http://schemas.microsoft.com/office/word/2010/wordprocessingDrawing" xmlns:wp="http://schemas.openxmlformats.org/drawingml/2006/wordprocessingDrawing" xmlns:w10="urn:schemas-microsoft-com:office:word" xmlns:w="http://schemas.openxmlformats.org/wordprocessingml/2006/main" xmlns:w14="http://schemas.microsoft.com/office/word/2010/wordml" xmlns:w15="http://schemas.microsoft.com/office/word/2012/wordml" xmlns:w16cex="http://schemas.microsoft.com/office/word/2018/wordml/cex" xmlns:w16cid="http://schemas.microsoft.com/office/word/2016/wordml/cid" xmlns:w16="http://schemas.microsoft.com/office/word/2018/wordml" xmlns:w16du="http://schemas.microsoft.com/office/word/2023/wordml/word16du" xmlns:w16sdtdh="http://schemas.microsoft.com/office/word/2020/wordml/sdtdatahash" xmlns:w16sdtfl="http://schemas.microsoft.com/office/word/2024/wordml/sdtformatlock" xmlns:w16se="http://schemas.microsoft.com/office/word/2015/wordml/symex" xmlns:wpg="http://schemas.microsoft.com/office/word/2010/wordprocessingGroup" xmlns:wpi="http://schemas.microsoft.com/office/word/2010/wordprocessingInk" xmlns:wne="http://schemas.microsoft.com/office/word/2006/wordml" xmlns:wps="http://schemas.microsoft.com/office/word/2010/wordprocessingShape" mc:Ignorable="w14 w15 w16se w16cid w16 w16cex w16sdtdh w16sdtfl w16du wp14">
+<w:hdr xmlns:a="http://schemas.openxmlformats.org/drawingml/2006/main" xmlns:pic="http://schemas.openxmlformats.org/drawingml/2006/picture" xmlns:a14="http://schemas.microsoft.com/office/drawing/2010/main" xmlns:wpc="http://schemas.microsoft.com/office/word/2010/wordprocessingCanvas" xmlns:cx="http://schemas.microsoft.com/office/drawing/2014/chartex" xmlns:cx1="http://schemas.microsoft.com/office/drawing/2015/9/8/chartex" xmlns:cx2="http://schemas.microsoft.com/office/drawing/2015/10/21/chartex" xmlns:cx3="http://schemas.microsoft.com/office/drawing/2016/5/9/chartex" xmlns:cx4="http://schemas.microsoft.com/office/drawing/2016/5/10/chartex" xmlns:cx5="http://schemas.microsoft.com/office/drawing/2016/5/11/chartex" xmlns:cx6="http://schemas.microsoft.com/office/drawing/2016/5/12/chartex" xmlns:cx7="http://schemas.microsoft.com/office/drawing/2016/5/13/chartex" xmlns:cx8="http://schemas.microsoft.com/office/drawing/2016/5/14/chartex" xmlns:mc="http://schemas.openxmlformats.org/markup-compatibility/2006" xmlns:aink="http://schemas.microsoft.com/office/drawing/2016/ink" xmlns:am3d="http://schemas.microsoft.com/office/drawing/2017/model3d" xmlns:o="urn:schemas-microsoft-com:office:office" xmlns:oel="http://schemas.microsoft.com/office/2019/extlst" xmlns:r="http://schemas.openxmlformats.org/officeDocument/2006/relationships" xmlns:m="http://schemas.openxmlformats.org/officeDocument/2006/math" xmlns:v="urn:schemas-microsoft-com:vml" xmlns:wp14="http://schemas.microsoft.com/office/word/2010/wordprocessingDrawing" xmlns:wp="http://schemas.openxmlformats.org/drawingml/2006/wordprocessingDrawing" xmlns:w10="urn:schemas-microsoft-com:office:word" xmlns:w="http://schemas.openxmlformats.org/wordprocessingml/2006/main" xmlns:w14="http://schemas.microsoft.com/office/word/2010/wordml" xmlns:w15="http://schemas.microsoft.com/office/word/2012/wordml" xmlns:w16cex="http://schemas.microsoft.com/office/word/2018/wordml/cex" xmlns:w16cid="http://schemas.microsoft.com/office/word/2016/wordml/cid" xmlns:w16="http://schemas.microsoft.com/office/word/2018/wordml" xmlns:w16du="http://schemas.microsoft.com/office/word/2023/wordml/word16du" xmlns:w16sdtdh="http://schemas.microsoft.com/office/word/2020/wordml/sdtdatahash" xmlns:w16sdtfl="http://schemas.microsoft.com/office/word/2024/wordml/sdtformatlock" xmlns:w16se="http://schemas.microsoft.com/office/word/2015/wordml/symex" xmlns:wpg="http://schemas.microsoft.com/office/word/2010/wordprocessingGroup" xmlns:wpi="http://schemas.microsoft.com/office/word/2010/wordprocessingInk" xmlns:wne="http://schemas.microsoft.com/office/word/2006/wordml" xmlns:wps="http://schemas.microsoft.com/office/word/2010/wordprocessingShape" mc:Ignorable="w14 w15 w16se w16cid w16 w16cex w16sdtdh w16sdtfl w16du wp14">
   <w:tbl>
     <w:tblPr>
       <w:tblStyle w:val="BCBlockTable"/>
@@ -1458,11 +1277,7 @@
       </w:trPr>
       <w:sdt>
         <w:sdtPr>
-          <w:alias w:val="CompanyLogo"/>
-          <w:tag w:val="#BC:InsertDataItem,BCReportInformation/CompanyMetadata/CompanyLogo"/>
-          <w:id w:val="-1878226836"/>
-          <w:showingPlcHdr/>
-          <w:picture/>
+          <w:dataBinding w:prefixMappings="xmlns:ns0='urn:microsoft-dynamics-nav/reports/Tenant_Report_Defaults/2000000001/'" w:xpath="/ns0:NavWordReportXmlPart[1]/ns0:BCReportInformation[1]/ns0:CompanyMetadata[1]/ns0:CompanyLogo[1]" w:storeItemID="{D423453B-89DF-4117-8636-90D3A7FC2FDF}"/>
         </w:sdtPr>
         <w:sdtContent>
           <w:tc>
@@ -1548,18 +1363,7 @@
           </w:pPr>
           <w:sdt>
             <w:sdtPr>
-              <w:rPr>
-                <w:sz w:val="36"/>
-                <w:szCs w:val="36"/>
-              </w:rPr>
-              <w:alias w:val="ReportCaption"/>
-              <w:tag w:val="#BC:InsertDataItem,BCReportInformation/ReportMetadata/ReportCaption"/>
-              <w:id w:val="-1424488023"/>
-              <w:placeholder>
-                <w:docPart w:val="DefaultPlaceholder_-1854013440"/>
-              </w:placeholder>
-              <w15:color w:val="808080"/>
-              <w:text/>
+              <w:dataBinding w:prefixMappings="xmlns:ns0='urn:microsoft-dynamics-nav/reports/Tenant_Report_Defaults/2000000001/'" w:xpath="/ns0:NavWordReportXmlPart[1]/ns0:BCReportInformation[1]/ns0:ReportMetadata[1]/ns0:ReportCaption[1]" w:storeItemID="{D423453B-89DF-4117-8636-90D3A7FC2FDF}"/>
             </w:sdtPr>
             <w:sdtContent>
               <w:r>

--- a/Base Application/Foundation/Reporting/ReportParts/HeaderFooterDesign/ExternalMinimalisticDetailed.docx
+++ b/Base Application/Foundation/Reporting/ReportParts/HeaderFooterDesign/ExternalMinimalisticDetailed.docx
@@ -547,7 +547,18 @@
           </w:pPr>
           <w:sdt>
             <w:sdtPr>
-              <w:dataBinding w:prefixMappings="xmlns:ns0='urn:microsoft-dynamics-nav/reports/Tenant_Report_Defaults/2000000001/'" w:xpath="/ns0:NavWordReportXmlPart[1]/ns0:BCReportInformation[1]/ns0:ReportRequest[1]/ns0:CompanyName[1]" w:storeItemID="{D423453B-89DF-4117-8636-90D3A7FC2FDF}"/>
+              <w:rPr>
+                <w:b/>
+                <w:bCs/>
+              </w:rPr>
+              <w:alias w:val="CompanyName"/>
+              <w:tag w:val="#BC:InsertDataItem,BCReportInformation/ReportRequest/CompanyName"/>
+              <w:id w:val="242156711"/>
+              <w:placeholder>
+                <w:docPart w:val="F2BB6162DDD2416C933DF1063306ACE4"/>
+              </w:placeholder>
+              <w15:color w:val="808080"/>
+              <w:text/>
             </w:sdtPr>
             <w:sdtContent>
               <w:r>
@@ -687,7 +698,20 @@
         </w:tcPr>
         <w:sdt>
           <w:sdtPr>
-            <w:dataBinding w:prefixMappings="xmlns:ns0='urn:microsoft-dynamics-nav/reports/Tenant_Report_Defaults/2000000001/'" w:xpath="/ns0:NavWordReportXmlPart[1]/ns0:BCReportInformation[1]/ns0:ReportRequest[1]/ns0:CompanyName[1]" w:storeItemID="{D423453B-89DF-4117-8636-90D3A7FC2FDF}"/>
+            <w:rPr>
+              <w:b/>
+              <w:bCs/>
+              <w:sz w:val="18"/>
+              <w:szCs w:val="18"/>
+            </w:rPr>
+            <w:alias w:val="CompanyName"/>
+            <w:tag w:val="#BC:InsertDataItem,BCReportInformation/ReportRequest/CompanyName"/>
+            <w:id w:val="-617988377"/>
+            <w:placeholder>
+              <w:docPart w:val="617FC10A81AD4DA7AD869A179C9DF16A"/>
+            </w:placeholder>
+            <w15:color w:val="808080"/>
+            <w:text/>
           </w:sdtPr>
           <w:sdtContent>
             <w:p>
@@ -748,7 +772,18 @@
           </w:pPr>
           <w:sdt>
             <w:sdtPr>
-              <w:dataBinding w:prefixMappings="xmlns:ns0='urn:microsoft-dynamics-nav/reports/Tenant_Report_Defaults/2000000001/'" w:xpath="/ns0:NavWordReportXmlPart[1]/ns0:BCReportInformation[1]/ns0:CompanyMetadata[1]/ns0:CompanyHomePage[1]" w:storeItemID="{D423453B-89DF-4117-8636-90D3A7FC2FDF}"/>
+              <w:rPr>
+                <w:sz w:val="18"/>
+                <w:szCs w:val="18"/>
+              </w:rPr>
+              <w:alias w:val="CompanyHomePage"/>
+              <w:tag w:val="#BC:InsertDataItem,BCReportInformation/CompanyMetadata/CompanyHomePage"/>
+              <w:id w:val="-1794982623"/>
+              <w:placeholder>
+                <w:docPart w:val="6CC07BD8ED1642808A57C9A5F0BAEE55"/>
+              </w:placeholder>
+              <w15:color w:val="808080"/>
+              <w:text/>
             </w:sdtPr>
             <w:sdtContent>
               <w:r>
@@ -769,7 +804,14 @@
           </w:r>
           <w:sdt>
             <w:sdtPr>
-              <w:dataBinding w:prefixMappings="xmlns:ns0='urn:microsoft-dynamics-nav/reports/Tenant_Report_Defaults/2000000001/'" w:xpath="/ns0:NavWordReportXmlPart[1]/ns0:BCReportInformation[1]/ns0:CompanyMetadata[1]/ns0:CompanyPhone[1]" w:storeItemID="{D423453B-89DF-4117-8636-90D3A7FC2FDF}"/>
+              <w:alias w:val="CompanyPhone"/>
+              <w:tag w:val="#BC:InsertDataItem,BCReportInformation/CompanyMetadata/CompanyPhone"/>
+              <w:id w:val="771981396"/>
+              <w:placeholder>
+                <w:docPart w:val="9C58644347944634A2DB046D26ACF502"/>
+              </w:placeholder>
+              <w15:color w:val="808080"/>
+              <w:text/>
             </w:sdtPr>
             <w:sdtContent>
               <w:r>
@@ -786,7 +828,18 @@
           </w:r>
           <w:sdt>
             <w:sdtPr>
-              <w:dataBinding w:prefixMappings="xmlns:ns0='urn:microsoft-dynamics-nav/reports/Tenant_Report_Defaults/2000000001/'" w:xpath="/ns0:NavWordReportXmlPart[1]/ns0:BCReportInformation[1]/ns0:CompanyMetadata[1]/ns0:CompanyPhone[1]" w:storeItemID="{D423453B-89DF-4117-8636-90D3A7FC2FDF}"/>
+              <w:rPr>
+                <w:sz w:val="18"/>
+                <w:szCs w:val="18"/>
+              </w:rPr>
+              <w:alias w:val="CompanyPhone"/>
+              <w:tag w:val="#BC:InsertDataItem,BCReportInformation/CompanyMetadata/CompanyPhone"/>
+              <w:id w:val="-1473826419"/>
+              <w:placeholder>
+                <w:docPart w:val="D38DF4960D844FD899CF9CC15D033D65"/>
+              </w:placeholder>
+              <w15:color w:val="808080"/>
+              <w:text/>
             </w:sdtPr>
             <w:sdtContent>
               <w:r>
@@ -836,7 +889,18 @@
           </w:pPr>
           <w:sdt>
             <w:sdtPr>
-              <w:dataBinding w:prefixMappings="xmlns:ns0='urn:microsoft-dynamics-nav/reports/Tenant_Report_Defaults/2000000001/'" w:xpath="/ns0:NavWordReportXmlPart[1]/ns0:BCReportInformation[1]/ns0:CompanyMetadata[1]/ns0:CompanyEmail[1]" w:storeItemID="{D423453B-89DF-4117-8636-90D3A7FC2FDF}"/>
+              <w:rPr>
+                <w:sz w:val="18"/>
+                <w:szCs w:val="18"/>
+              </w:rPr>
+              <w:alias w:val="CompanyEmail"/>
+              <w:tag w:val="#BC:InsertDataItem,BCReportInformation/CompanyMetadata/CompanyEmail"/>
+              <w:id w:val="-666556186"/>
+              <w:placeholder>
+                <w:docPart w:val="CCE19FD35FAC4436ABF466BA85DBAB91"/>
+              </w:placeholder>
+              <w15:color w:val="808080"/>
+              <w:text/>
             </w:sdtPr>
             <w:sdtContent>
               <w:r>
@@ -864,7 +928,18 @@
           </w:r>
           <w:sdt>
             <w:sdtPr>
-              <w:dataBinding w:prefixMappings="xmlns:ns0='urn:microsoft-dynamics-nav/reports/Tenant_Report_Defaults/2000000001/'" w:xpath="/ns0:NavWordReportXmlPart[1]/ns0:BCReportInformation[1]/ns0:CompanyMetadata[1]/ns0:CompanyFaxNo[1]" w:storeItemID="{D423453B-89DF-4117-8636-90D3A7FC2FDF}"/>
+              <w:rPr>
+                <w:sz w:val="18"/>
+                <w:szCs w:val="18"/>
+              </w:rPr>
+              <w:alias w:val="CompanyFaxNo"/>
+              <w:tag w:val="#BC:InsertDataItem,BCReportInformation/CompanyMetadata/CompanyFaxNo"/>
+              <w:id w:val="-1082524452"/>
+              <w:placeholder>
+                <w:docPart w:val="3CD15F93AA584FEFA9941237121606EA"/>
+              </w:placeholder>
+              <w15:color w:val="808080"/>
+              <w:text/>
             </w:sdtPr>
             <w:sdtContent>
               <w:r>
@@ -914,7 +989,19 @@
           </w:pPr>
           <w:sdt>
             <w:sdtPr>
-              <w:dataBinding w:prefixMappings="xmlns:ns0='urn:microsoft-dynamics-nav/reports/Tenant_Report_Defaults/2000000001/'" w:xpath="/ns0:NavWordReportXmlPart[1]/ns0:BCReportInformation[1]/ns0:CompanyMetadata[1]/ns0:CompanyBankName[1]" w:storeItemID="{D423453B-89DF-4117-8636-90D3A7FC2FDF}"/>
+              <w:rPr>
+                <w:rFonts w:cstheme="minorHAnsi"/>
+                <w:sz w:val="18"/>
+                <w:szCs w:val="18"/>
+              </w:rPr>
+              <w:alias w:val="CompanyBankName"/>
+              <w:tag w:val="#BC:InsertDataItem,BCReportInformation/CompanyMetadata/CompanyBankName"/>
+              <w:id w:val="934403844"/>
+              <w:placeholder>
+                <w:docPart w:val="16C52A95514746DA931A8E7C01FED147"/>
+              </w:placeholder>
+              <w15:color w:val="808080"/>
+              <w:text/>
             </w:sdtPr>
             <w:sdtContent>
               <w:r>
@@ -937,7 +1024,19 @@
           </w:r>
           <w:sdt>
             <w:sdtPr>
-              <w:dataBinding w:prefixMappings="xmlns:ns0='urn:microsoft-dynamics-nav/reports/Tenant_Report_Defaults/2000000001/'" w:xpath="/ns0:NavWordReportXmlPart[1]/ns0:BCReportInformation[1]/ns0:CompanyMetadata[1]/ns0:CompanyBankBranchNo[1]" w:storeItemID="{D423453B-89DF-4117-8636-90D3A7FC2FDF}"/>
+              <w:rPr>
+                <w:rFonts w:cstheme="minorHAnsi"/>
+                <w:sz w:val="18"/>
+                <w:szCs w:val="18"/>
+              </w:rPr>
+              <w:alias w:val="CompanyBankBranchNo"/>
+              <w:tag w:val="#BC:InsertDataItem,BCReportInformation/CompanyMetadata/CompanyBankBranchNo"/>
+              <w:id w:val="1653403798"/>
+              <w:placeholder>
+                <w:docPart w:val="DFF5BA23918D4F9394AA4A6527C1A22D"/>
+              </w:placeholder>
+              <w15:color w:val="808080"/>
+              <w:text/>
             </w:sdtPr>
             <w:sdtContent>
               <w:r>
@@ -960,7 +1059,19 @@
           </w:r>
           <w:sdt>
             <w:sdtPr>
-              <w:dataBinding w:prefixMappings="xmlns:ns0='urn:microsoft-dynamics-nav/reports/Tenant_Report_Defaults/2000000001/'" w:xpath="/ns0:NavWordReportXmlPart[1]/ns0:BCReportInformation[1]/ns0:CompanyMetadata[1]/ns0:CompanyBankAccountNo[1]" w:storeItemID="{D423453B-89DF-4117-8636-90D3A7FC2FDF}"/>
+              <w:rPr>
+                <w:rFonts w:cstheme="minorHAnsi"/>
+                <w:sz w:val="18"/>
+                <w:szCs w:val="18"/>
+              </w:rPr>
+              <w:alias w:val="CompanyBankAccountNo"/>
+              <w:tag w:val="#BC:InsertDataItem,BCReportInformation/CompanyMetadata/CompanyBankAccountNo"/>
+              <w:id w:val="-83993218"/>
+              <w:placeholder>
+                <w:docPart w:val="45897F1A38C9449F94D5539D672569FE"/>
+              </w:placeholder>
+              <w15:color w:val="808080"/>
+              <w:text/>
             </w:sdtPr>
             <w:sdtContent>
               <w:r>
@@ -989,7 +1100,18 @@
           </w:r>
           <w:sdt>
             <w:sdtPr>
-              <w:dataBinding w:prefixMappings="xmlns:ns0='urn:microsoft-dynamics-nav/reports/Tenant_Report_Defaults/2000000001/'" w:xpath="/ns0:NavWordReportXmlPart[1]/ns0:BCReportInformation[1]/ns0:CompanyMetadata[1]/ns0:CompanyRegistrationNoCaption[1]" w:storeItemID="{D423453B-89DF-4117-8636-90D3A7FC2FDF}"/>
+              <w:rPr>
+                <w:sz w:val="18"/>
+                <w:szCs w:val="18"/>
+              </w:rPr>
+              <w:alias w:val="CompanyRegistrationNoCaption"/>
+              <w:tag w:val="#BC:InsertDataItem,BCReportInformation/CompanyMetadata/CompanyRegistrationNoCaption"/>
+              <w:id w:val="-807630847"/>
+              <w:placeholder>
+                <w:docPart w:val="10B01E87EC534B2D86581C9F31CFDE14"/>
+              </w:placeholder>
+              <w15:color w:val="808080"/>
+              <w:text/>
             </w:sdtPr>
             <w:sdtContent>
               <w:r>
@@ -1039,7 +1161,19 @@
           </w:pPr>
           <w:sdt>
             <w:sdtPr>
-              <w:dataBinding w:prefixMappings="xmlns:ns0='urn:microsoft-dynamics-nav/reports/Tenant_Report_Defaults/2000000001/'" w:xpath="/ns0:NavWordReportXmlPart[1]/ns0:BCReportInformation[1]/ns0:CompanyMetadata[1]/ns0:CompanyGiroNoCaption[1]" w:storeItemID="{D423453B-89DF-4117-8636-90D3A7FC2FDF}"/>
+              <w:rPr>
+                <w:rFonts w:cstheme="minorHAnsi"/>
+                <w:sz w:val="18"/>
+                <w:szCs w:val="18"/>
+              </w:rPr>
+              <w:alias w:val="CompanyGiroNoCaption"/>
+              <w:tag w:val="#BC:InsertDataItem,BCReportInformation/CompanyMetadata/CompanyGiroNoCaption"/>
+              <w:id w:val="-759286182"/>
+              <w:placeholder>
+                <w:docPart w:val="E7D03672F5874C4C9E447D1488BB3A96"/>
+              </w:placeholder>
+              <w15:color w:val="808080"/>
+              <w:text/>
             </w:sdtPr>
             <w:sdtContent>
               <w:r>
@@ -1062,7 +1196,19 @@
           </w:r>
           <w:sdt>
             <w:sdtPr>
-              <w:dataBinding w:prefixMappings="xmlns:ns0='urn:microsoft-dynamics-nav/reports/Tenant_Report_Defaults/2000000001/'" w:xpath="/ns0:NavWordReportXmlPart[1]/ns0:BCReportInformation[1]/ns0:CompanyMetadata[1]/ns0:CompanyGiroNo[1]" w:storeItemID="{D423453B-89DF-4117-8636-90D3A7FC2FDF}"/>
+              <w:rPr>
+                <w:rFonts w:cstheme="minorHAnsi"/>
+                <w:sz w:val="18"/>
+                <w:szCs w:val="18"/>
+              </w:rPr>
+              <w:alias w:val="CompanyGiroNo"/>
+              <w:tag w:val="#BC:InsertDataItem,BCReportInformation/CompanyMetadata/CompanyGiroNo"/>
+              <w:id w:val="-2111342694"/>
+              <w:placeholder>
+                <w:docPart w:val="7EA15F1DCC1147F9A944D1D342DCD2E5"/>
+              </w:placeholder>
+              <w15:color w:val="808080"/>
+              <w:text/>
             </w:sdtPr>
             <w:sdtContent>
               <w:r>
@@ -1085,7 +1231,19 @@
           </w:r>
           <w:sdt>
             <w:sdtPr>
-              <w:dataBinding w:prefixMappings="xmlns:ns0='urn:microsoft-dynamics-nav/reports/Tenant_Report_Defaults/2000000001/'" w:xpath="/ns0:NavWordReportXmlPart[1]/ns0:BCReportInformation[1]/ns0:CompanyMetadata[1]/ns0:CompanyIBANCaption[1]" w:storeItemID="{D423453B-89DF-4117-8636-90D3A7FC2FDF}"/>
+              <w:rPr>
+                <w:rFonts w:cstheme="minorHAnsi"/>
+                <w:sz w:val="18"/>
+                <w:szCs w:val="18"/>
+              </w:rPr>
+              <w:alias w:val="CompanyIBANCaption"/>
+              <w:tag w:val="#BC:InsertDataItem,BCReportInformation/CompanyMetadata/CompanyIBANCaption"/>
+              <w:id w:val="-1816098089"/>
+              <w:placeholder>
+                <w:docPart w:val="DF3D395AA4684FC79643FEF9F375E87E"/>
+              </w:placeholder>
+              <w15:color w:val="808080"/>
+              <w:text/>
             </w:sdtPr>
             <w:sdtContent>
               <w:r>
@@ -1108,7 +1266,19 @@
           </w:r>
           <w:sdt>
             <w:sdtPr>
-              <w:dataBinding w:prefixMappings="xmlns:ns0='urn:microsoft-dynamics-nav/reports/Tenant_Report_Defaults/2000000001/'" w:xpath="/ns0:NavWordReportXmlPart[1]/ns0:BCReportInformation[1]/ns0:CompanyMetadata[1]/ns0:CompanyIBAN[1]" w:storeItemID="{D423453B-89DF-4117-8636-90D3A7FC2FDF}"/>
+              <w:rPr>
+                <w:rFonts w:cstheme="minorHAnsi"/>
+                <w:sz w:val="18"/>
+                <w:szCs w:val="18"/>
+              </w:rPr>
+              <w:alias w:val="CompanyIBAN"/>
+              <w:tag w:val="#BC:InsertDataItem,BCReportInformation/CompanyMetadata/CompanyIBAN"/>
+              <w:id w:val="1557041442"/>
+              <w:placeholder>
+                <w:docPart w:val="94586B08E65248C08555EB0AA9AC2600"/>
+              </w:placeholder>
+              <w15:color w:val="808080"/>
+              <w:text/>
             </w:sdtPr>
             <w:sdtContent>
               <w:r>
@@ -1193,7 +1363,7 @@
             </w:tabs>
             <w:ind w:right="26"/>
             <w:rPr>
-              <w:rFonts w:ascii="Aptos Narrow" w:hAnsi="Aptos Narrow" w:eastAsiaTheme="majorEastAsia"/>
+              <w:rFonts w:ascii="Aptos Narrow" w:eastAsiaTheme="majorEastAsia" w:hAnsi="Aptos Narrow"/>
               <w:color w:val="242424"/>
               <w:sz w:val="36"/>
               <w:szCs w:val="36"/>
@@ -1210,7 +1380,7 @@
             </w:tabs>
             <w:ind w:right="26"/>
             <w:rPr>
-              <w:rFonts w:ascii="Aptos Narrow" w:hAnsi="Aptos Narrow" w:eastAsiaTheme="majorEastAsia"/>
+              <w:rFonts w:ascii="Aptos Narrow" w:eastAsiaTheme="majorEastAsia" w:hAnsi="Aptos Narrow"/>
               <w:color w:val="242424"/>
               <w:sz w:val="36"/>
               <w:szCs w:val="36"/>
@@ -1228,7 +1398,18 @@
           </w:pPr>
           <w:sdt>
             <w:sdtPr>
-              <w:dataBinding w:prefixMappings="xmlns:ns0='urn:microsoft-dynamics-nav/reports/Tenant_Report_Defaults/2000000001/'" w:xpath="/ns0:NavWordReportXmlPart[1]/ns0:BCReportInformation[1]/ns0:ReportMetadata[1]/ns0:ReportCaption[1]" w:storeItemID="{D423453B-89DF-4117-8636-90D3A7FC2FDF}"/>
+              <w:rPr>
+                <w:sz w:val="36"/>
+                <w:szCs w:val="36"/>
+              </w:rPr>
+              <w:alias w:val="ReportCaption"/>
+              <w:tag w:val="#BC:InsertDataItem,BCReportInformation/ReportMetadata/ReportCaption"/>
+              <w:id w:val="1251386124"/>
+              <w:placeholder>
+                <w:docPart w:val="DefaultPlaceholder_-1854013440"/>
+              </w:placeholder>
+              <w15:color w:val="808080"/>
+              <w:text/>
             </w:sdtPr>
             <w:sdtContent>
               <w:r>
@@ -1259,7 +1440,7 @@
 </file>
 
 <file path=word/header2.xml><?xml version="1.0" encoding="utf-8"?>
-<w:hdr xmlns:a="http://schemas.openxmlformats.org/drawingml/2006/main" xmlns:pic="http://schemas.openxmlformats.org/drawingml/2006/picture" xmlns:a14="http://schemas.microsoft.com/office/drawing/2010/main" xmlns:wpc="http://schemas.microsoft.com/office/word/2010/wordprocessingCanvas" xmlns:cx="http://schemas.microsoft.com/office/drawing/2014/chartex" xmlns:cx1="http://schemas.microsoft.com/office/drawing/2015/9/8/chartex" xmlns:cx2="http://schemas.microsoft.com/office/drawing/2015/10/21/chartex" xmlns:cx3="http://schemas.microsoft.com/office/drawing/2016/5/9/chartex" xmlns:cx4="http://schemas.microsoft.com/office/drawing/2016/5/10/chartex" xmlns:cx5="http://schemas.microsoft.com/office/drawing/2016/5/11/chartex" xmlns:cx6="http://schemas.microsoft.com/office/drawing/2016/5/12/chartex" xmlns:cx7="http://schemas.microsoft.com/office/drawing/2016/5/13/chartex" xmlns:cx8="http://schemas.microsoft.com/office/drawing/2016/5/14/chartex" xmlns:mc="http://schemas.openxmlformats.org/markup-compatibility/2006" xmlns:aink="http://schemas.microsoft.com/office/drawing/2016/ink" xmlns:am3d="http://schemas.microsoft.com/office/drawing/2017/model3d" xmlns:o="urn:schemas-microsoft-com:office:office" xmlns:oel="http://schemas.microsoft.com/office/2019/extlst" xmlns:r="http://schemas.openxmlformats.org/officeDocument/2006/relationships" xmlns:m="http://schemas.openxmlformats.org/officeDocument/2006/math" xmlns:v="urn:schemas-microsoft-com:vml" xmlns:wp14="http://schemas.microsoft.com/office/word/2010/wordprocessingDrawing" xmlns:wp="http://schemas.openxmlformats.org/drawingml/2006/wordprocessingDrawing" xmlns:w10="urn:schemas-microsoft-com:office:word" xmlns:w="http://schemas.openxmlformats.org/wordprocessingml/2006/main" xmlns:w14="http://schemas.microsoft.com/office/word/2010/wordml" xmlns:w15="http://schemas.microsoft.com/office/word/2012/wordml" xmlns:w16cex="http://schemas.microsoft.com/office/word/2018/wordml/cex" xmlns:w16cid="http://schemas.microsoft.com/office/word/2016/wordml/cid" xmlns:w16="http://schemas.microsoft.com/office/word/2018/wordml" xmlns:w16du="http://schemas.microsoft.com/office/word/2023/wordml/word16du" xmlns:w16sdtdh="http://schemas.microsoft.com/office/word/2020/wordml/sdtdatahash" xmlns:w16sdtfl="http://schemas.microsoft.com/office/word/2024/wordml/sdtformatlock" xmlns:w16se="http://schemas.microsoft.com/office/word/2015/wordml/symex" xmlns:wpg="http://schemas.microsoft.com/office/word/2010/wordprocessingGroup" xmlns:wpi="http://schemas.microsoft.com/office/word/2010/wordprocessingInk" xmlns:wne="http://schemas.microsoft.com/office/word/2006/wordml" xmlns:wps="http://schemas.microsoft.com/office/word/2010/wordprocessingShape" mc:Ignorable="w14 w15 w16se w16cid w16 w16cex w16sdtdh w16sdtfl w16du wp14">
+<w:hdr xmlns:wpc="http://schemas.microsoft.com/office/word/2010/wordprocessingCanvas" xmlns:cx="http://schemas.microsoft.com/office/drawing/2014/chartex" xmlns:cx1="http://schemas.microsoft.com/office/drawing/2015/9/8/chartex" xmlns:cx2="http://schemas.microsoft.com/office/drawing/2015/10/21/chartex" xmlns:cx3="http://schemas.microsoft.com/office/drawing/2016/5/9/chartex" xmlns:cx4="http://schemas.microsoft.com/office/drawing/2016/5/10/chartex" xmlns:cx5="http://schemas.microsoft.com/office/drawing/2016/5/11/chartex" xmlns:cx6="http://schemas.microsoft.com/office/drawing/2016/5/12/chartex" xmlns:cx7="http://schemas.microsoft.com/office/drawing/2016/5/13/chartex" xmlns:cx8="http://schemas.microsoft.com/office/drawing/2016/5/14/chartex" xmlns:mc="http://schemas.openxmlformats.org/markup-compatibility/2006" xmlns:aink="http://schemas.microsoft.com/office/drawing/2016/ink" xmlns:am3d="http://schemas.microsoft.com/office/drawing/2017/model3d" xmlns:o="urn:schemas-microsoft-com:office:office" xmlns:oel="http://schemas.microsoft.com/office/2019/extlst" xmlns:r="http://schemas.openxmlformats.org/officeDocument/2006/relationships" xmlns:m="http://schemas.openxmlformats.org/officeDocument/2006/math" xmlns:v="urn:schemas-microsoft-com:vml" xmlns:wp14="http://schemas.microsoft.com/office/word/2010/wordprocessingDrawing" xmlns:wp="http://schemas.openxmlformats.org/drawingml/2006/wordprocessingDrawing" xmlns:w10="urn:schemas-microsoft-com:office:word" xmlns:w="http://schemas.openxmlformats.org/wordprocessingml/2006/main" xmlns:w14="http://schemas.microsoft.com/office/word/2010/wordml" xmlns:w15="http://schemas.microsoft.com/office/word/2012/wordml" xmlns:w16cex="http://schemas.microsoft.com/office/word/2018/wordml/cex" xmlns:w16cid="http://schemas.microsoft.com/office/word/2016/wordml/cid" xmlns:w16="http://schemas.microsoft.com/office/word/2018/wordml" xmlns:w16du="http://schemas.microsoft.com/office/word/2023/wordml/word16du" xmlns:w16sdtdh="http://schemas.microsoft.com/office/word/2020/wordml/sdtdatahash" xmlns:w16sdtfl="http://schemas.microsoft.com/office/word/2024/wordml/sdtformatlock" xmlns:w16se="http://schemas.microsoft.com/office/word/2015/wordml/symex" xmlns:wpg="http://schemas.microsoft.com/office/word/2010/wordprocessingGroup" xmlns:wpi="http://schemas.microsoft.com/office/word/2010/wordprocessingInk" xmlns:wne="http://schemas.microsoft.com/office/word/2006/wordml" xmlns:wps="http://schemas.microsoft.com/office/word/2010/wordprocessingShape" mc:Ignorable="w14 w15 w16se w16cid w16 w16cex w16sdtdh w16sdtfl w16du wp14">
   <w:tbl>
     <w:tblPr>
       <w:tblStyle w:val="BCBlockTable"/>
@@ -1277,7 +1458,11 @@
       </w:trPr>
       <w:sdt>
         <w:sdtPr>
-          <w:dataBinding w:prefixMappings="xmlns:ns0='urn:microsoft-dynamics-nav/reports/Tenant_Report_Defaults/2000000001/'" w:xpath="/ns0:NavWordReportXmlPart[1]/ns0:BCReportInformation[1]/ns0:CompanyMetadata[1]/ns0:CompanyLogo[1]" w:storeItemID="{D423453B-89DF-4117-8636-90D3A7FC2FDF}"/>
+          <w:alias w:val="CompanyLogo"/>
+          <w:tag w:val="#BC:InsertDataItem,BCReportInformation/CompanyMetadata/CompanyLogo"/>
+          <w:id w:val="-1878226836"/>
+          <w:showingPlcHdr/>
+          <w:picture/>
         </w:sdtPr>
         <w:sdtContent>
           <w:tc>
@@ -1363,7 +1548,18 @@
           </w:pPr>
           <w:sdt>
             <w:sdtPr>
-              <w:dataBinding w:prefixMappings="xmlns:ns0='urn:microsoft-dynamics-nav/reports/Tenant_Report_Defaults/2000000001/'" w:xpath="/ns0:NavWordReportXmlPart[1]/ns0:BCReportInformation[1]/ns0:ReportMetadata[1]/ns0:ReportCaption[1]" w:storeItemID="{D423453B-89DF-4117-8636-90D3A7FC2FDF}"/>
+              <w:rPr>
+                <w:sz w:val="36"/>
+                <w:szCs w:val="36"/>
+              </w:rPr>
+              <w:alias w:val="ReportCaption"/>
+              <w:tag w:val="#BC:InsertDataItem,BCReportInformation/ReportMetadata/ReportCaption"/>
+              <w:id w:val="-1424488023"/>
+              <w:placeholder>
+                <w:docPart w:val="DefaultPlaceholder_-1854013440"/>
+              </w:placeholder>
+              <w15:color w:val="808080"/>
+              <w:text/>
             </w:sdtPr>
             <w:sdtContent>
               <w:r>
